--- a/docs/experiments/图表库.docx
+++ b/docs/experiments/图表库.docx
@@ -42,7 +42,7 @@
           <w:color w:val="5D6870"/>
           <w:sz w:val="18"/>
         </w:rPr>
-        <w:t>快照 2026-09-24T01:13:47.133755+00:00  题库 ds-c-dev-v1  案例 ds-dev-cases-v1</w:t>
+        <w:t>快照 2026-09-27T06:26:05.507733+00:00  题库 ds-c-dev-v1  案例 ds-dev-cases-v1</w:t>
       </w:r>
     </w:p>
     <w:p>
@@ -4941,7 +4941,7 @@
           <w:color w:val="273746"/>
           <w:sz w:val="20"/>
         </w:rPr>
-        <w:t>Python 274 项通过 / 0 项跳过；CLI 3 项通过；类型检查 passed。</w:t>
+        <w:t>Python 275 项通过 / 0 项跳过；CLI 3 项通过；类型检查 passed。</w:t>
       </w:r>
     </w:p>
     <w:p>
@@ -4969,7 +4969,7 @@
           <w:color w:val="273746"/>
           <w:sz w:val="18"/>
         </w:rPr>
-        <w:t>DOCX 视觉检查 blocked_renderer_unavailable；render_docx.py was attempted with the bundled Python runtime; the skill could not find LibreOffice soffice.exe. Microsoft Word is not installed either.</w:t>
+        <w:t>DOCX 视觉检查 accepted_by_user；Automatic rendering unavailable because LibreOffice soffice.exe and Microsoft Word are absent; user confirmed manual visual acceptance on 2026-09-24.</w:t>
       </w:r>
     </w:p>
     <w:p>
@@ -5070,20 +5070,6 @@
           <w:sz w:val="18"/>
         </w:rPr>
         <w:t>• 修复后复测尚未启动：Provider 当前无可用凭据/探测返回 HTTP 401；在 deepprof login 更新有效 API Key 后再运行验收。</w:t>
-      </w:r>
-    </w:p>
-    <w:p>
-      <w:pPr>
-        <w:spacing w:after="80" w:line="259" w:lineRule="auto"/>
-      </w:pPr>
-      <w:r>
-        <w:rPr>
-          <w:rFonts w:ascii="Microsoft YaHei" w:hAnsi="Microsoft YaHei" w:eastAsia="Microsoft YaHei"/>
-          <w:b w:val="0"/>
-          <w:color w:val="273746"/>
-          <w:sz w:val="18"/>
-        </w:rPr>
-        <w:t>• 完成图表库 DOCX 逐页渲染与视觉复核；当前环境没有 LibreOffice 或 Microsoft Word 渲染器。</w:t>
       </w:r>
     </w:p>
     <w:p>
